--- a/_site/assets/instruction BDS.docx
+++ b/_site/assets/instruction BDS.docx
@@ -81,43 +81,6 @@
           <w:rFonts w:hint="eastAsia"/>
         </w:rPr>
       </w:pPr>
-      <w:r>
-        <w:rPr>
-          <w:rFonts w:hint="eastAsia"/>
-        </w:rPr>
-        <w:t>U</w:t>
-      </w:r>
-      <w:r>
-        <w:t xml:space="preserve">sername: </w:t>
-      </w:r>
-      <w:proofErr w:type="spellStart"/>
-      <w:r>
-        <w:t>oxfordbds</w:t>
-      </w:r>
-      <w:proofErr w:type="spellEnd"/>
-    </w:p>
-    <w:p>
-      <w:pPr>
-        <w:rPr>
-          <w:rFonts w:hint="eastAsia"/>
-        </w:rPr>
-      </w:pPr>
-      <w:r>
-        <w:rPr>
-          <w:rFonts w:hint="eastAsia"/>
-        </w:rPr>
-        <w:t>P</w:t>
-      </w:r>
-      <w:r>
-        <w:t>assword in chat</w:t>
-      </w:r>
-    </w:p>
-    <w:p>
-      <w:pPr>
-        <w:rPr>
-          <w:rFonts w:hint="eastAsia"/>
-        </w:rPr>
-      </w:pPr>
     </w:p>
     <w:p>
       <w:pPr>
@@ -132,7 +95,13 @@
         <w:t>C</w:t>
       </w:r>
       <w:r>
-        <w:t>urrent branch to edit: June_2025</w:t>
+        <w:t xml:space="preserve">urrent branch to edit: </w:t>
+      </w:r>
+      <w:r>
+        <w:t>October</w:t>
+      </w:r>
+      <w:r>
+        <w:t>_2025</w:t>
       </w:r>
     </w:p>
     <w:p>
@@ -676,25 +645,7 @@
           <w:rPr>
             <w:rStyle w:val="InternetLink"/>
           </w:rPr>
-          <w:t>http://127</w:t>
-        </w:r>
-        <w:r>
-          <w:rPr>
-            <w:rStyle w:val="InternetLink"/>
-          </w:rPr>
-          <w:t>.</w:t>
-        </w:r>
-        <w:r>
-          <w:rPr>
-            <w:rStyle w:val="InternetLink"/>
-          </w:rPr>
-          <w:t>0.0.1</w:t>
-        </w:r>
-        <w:r>
-          <w:rPr>
-            <w:rStyle w:val="InternetLink"/>
-          </w:rPr>
-          <w:t>:4000/</w:t>
+          <w:t>http://127.0.0.1:4000/</w:t>
         </w:r>
       </w:hyperlink>
       <w:r>
